--- a/documentation/userTesting/Participant info sheet.docx
+++ b/documentation/userTesting/Participant info sheet.docx
@@ -137,13 +137,16 @@
         <w:tab/>
       </w:r>
       <w:r>
-        <w:rPr>
-          <w:b/>
-          <w:bCs/>
-          <w:sz w:val="22"/>
-          <w:szCs w:val="22"/>
-        </w:rPr>
-        <w:t>“Plan-it”</w:t>
+        <w:t>“</w:t>
+      </w:r>
+      <w:r>
+        <w:rPr>
+          <w:b/>
+          <w:bCs/>
+          <w:sz w:val="22"/>
+          <w:szCs w:val="22"/>
+        </w:rPr>
+        <w:t>Groove Galaxy”</w:t>
       </w:r>
       <w:r>
         <w:rPr>
@@ -305,7 +308,21 @@
           <w:sz w:val="22"/>
           <w:szCs w:val="22"/>
         </w:rPr>
-        <w:t xml:space="preserve"> Within our group we have created the pose detection driven game “Plan-it” to fit this criterion and require participants to complete user testing.</w:t>
+        <w:t xml:space="preserve"> Within our group we have created the pose detection driven game “</w:t>
+      </w:r>
+      <w:r>
+        <w:rPr>
+          <w:sz w:val="22"/>
+          <w:szCs w:val="22"/>
+        </w:rPr>
+        <w:t>Groove Galaxy</w:t>
+      </w:r>
+      <w:r>
+        <w:rPr>
+          <w:sz w:val="22"/>
+          <w:szCs w:val="22"/>
+        </w:rPr>
+        <w:t>” to fit this criterion and require participants to complete user testing.</w:t>
       </w:r>
     </w:p>
     <w:p>
@@ -1010,7 +1027,7 @@
           <w:sz w:val="22"/>
           <w:szCs w:val="22"/>
         </w:rPr>
-        <w:t xml:space="preserve"> the research will be kept strictly confidential</w:t>
+        <w:t xml:space="preserve"> the research will be kept strictly confidential, without your name or any other i</w:t>
       </w:r>
       <w:r>
         <w:rPr>
@@ -1019,7 +1036,7 @@
           <w:sz w:val="22"/>
           <w:szCs w:val="22"/>
         </w:rPr>
-        <w:t>, without your name or any other i</w:t>
+        <w:t>nformation that would act as an identifier</w:t>
       </w:r>
       <w:r>
         <w:rPr>
@@ -1028,25 +1045,7 @@
           <w:sz w:val="22"/>
           <w:szCs w:val="22"/>
         </w:rPr>
-        <w:t>nformation that would act as an identifier</w:t>
-      </w:r>
-      <w:r>
-        <w:rPr>
-          <w:rFonts w:eastAsia="Arial"/>
-          <w:color w:val="000000" w:themeColor="text1"/>
-          <w:sz w:val="22"/>
-          <w:szCs w:val="22"/>
-        </w:rPr>
-        <w:t xml:space="preserve">. </w:t>
-      </w:r>
-      <w:r>
-        <w:rPr>
-          <w:rFonts w:eastAsia="Arial"/>
-          <w:color w:val="000000" w:themeColor="text1"/>
-          <w:sz w:val="22"/>
-          <w:szCs w:val="22"/>
-        </w:rPr>
-        <w:t xml:space="preserve">Data will be stored securely on </w:t>
+        <w:t xml:space="preserve">. Data will be stored securely on </w:t>
       </w:r>
       <w:r>
         <w:rPr>
@@ -2382,6 +2381,7 @@
   <w:style w:type="character" w:default="1" w:styleId="DefaultParagraphFont">
     <w:name w:val="Default Paragraph Font"/>
     <w:uiPriority w:val="1"/>
+    <w:semiHidden/>
     <w:unhideWhenUsed/>
   </w:style>
   <w:style w:type="table" w:default="1" w:styleId="TableNormal">
@@ -2893,6 +2893,26 @@
 </file>
 
 <file path=customXml/item1.xml><?xml version="1.0" encoding="utf-8"?>
+<p:properties xmlns:p="http://schemas.microsoft.com/office/2006/metadata/properties" xmlns:xsi="http://www.w3.org/2001/XMLSchema-instance" xmlns:pc="http://schemas.microsoft.com/office/infopath/2007/PartnerControls">
+  <documentManagement>
+    <TaxCatchAll xmlns="42b74c5b-e541-4f18-8384-2ef592a2a63c" xsi:nil="true"/>
+    <lcf76f155ced4ddcb4097134ff3c332f xmlns="c862ba9a-5266-4cae-9216-87821d726962">
+      <Terms xmlns="http://schemas.microsoft.com/office/infopath/2007/PartnerControls"/>
+    </lcf76f155ced4ddcb4097134ff3c332f>
+  </documentManagement>
+</p:properties>
+</file>
+
+<file path=customXml/item2.xml><?xml version="1.0" encoding="utf-8"?>
+<?mso-contentType ?>
+<FormTemplates xmlns="http://schemas.microsoft.com/sharepoint/v3/contenttype/forms">
+  <Display>DocumentLibraryForm</Display>
+  <Edit>DocumentLibraryForm</Edit>
+  <New>DocumentLibraryForm</New>
+</FormTemplates>
+</file>
+
+<file path=customXml/item3.xml><?xml version="1.0" encoding="utf-8"?>
 <ct:contentTypeSchema xmlns:ct="http://schemas.microsoft.com/office/2006/metadata/contentType" xmlns:ma="http://schemas.microsoft.com/office/2006/metadata/properties/metaAttributes" ct:_="" ma:_="" ma:contentTypeName="Document" ma:contentTypeID="0x010100033752E3FD175844AFF59B1189F813EF" ma:contentTypeVersion="10" ma:contentTypeDescription="Create a new document." ma:contentTypeScope="" ma:versionID="5cb7581f4e87683f40342b8e89dd7bea">
   <xsd:schema xmlns:xsd="http://www.w3.org/2001/XMLSchema" xmlns:xs="http://www.w3.org/2001/XMLSchema" xmlns:p="http://schemas.microsoft.com/office/2006/metadata/properties" xmlns:ns2="c862ba9a-5266-4cae-9216-87821d726962" xmlns:ns3="42b74c5b-e541-4f18-8384-2ef592a2a63c" targetNamespace="http://schemas.microsoft.com/office/2006/metadata/properties" ma:root="true" ma:fieldsID="e6a4fcd6b508b5fa4d3d10b8741dc9b7" ns2:_="" ns3:_="">
     <xsd:import namespace="c862ba9a-5266-4cae-9216-87821d726962"/>
@@ -3081,27 +3101,26 @@
 </ct:contentTypeSchema>
 </file>
 
-<file path=customXml/item2.xml><?xml version="1.0" encoding="utf-8"?>
-<?mso-contentType ?>
-<FormTemplates xmlns="http://schemas.microsoft.com/sharepoint/v3/contenttype/forms">
-  <Display>DocumentLibraryForm</Display>
-  <Edit>DocumentLibraryForm</Edit>
-  <New>DocumentLibraryForm</New>
-</FormTemplates>
+<file path=customXml/itemProps1.xml><?xml version="1.0" encoding="utf-8"?>
+<ds:datastoreItem xmlns:ds="http://schemas.openxmlformats.org/officeDocument/2006/customXml" ds:itemID="{4ABFCCCA-685D-4E2E-AE4C-E562F00C2BF4}">
+  <ds:schemaRefs>
+    <ds:schemaRef ds:uri="http://schemas.microsoft.com/office/2006/metadata/properties"/>
+    <ds:schemaRef ds:uri="http://schemas.microsoft.com/office/infopath/2007/PartnerControls"/>
+    <ds:schemaRef ds:uri="42b74c5b-e541-4f18-8384-2ef592a2a63c"/>
+    <ds:schemaRef ds:uri="c862ba9a-5266-4cae-9216-87821d726962"/>
+  </ds:schemaRefs>
+</ds:datastoreItem>
 </file>
 
-<file path=customXml/item3.xml><?xml version="1.0" encoding="utf-8"?>
-<p:properties xmlns:p="http://schemas.microsoft.com/office/2006/metadata/properties" xmlns:xsi="http://www.w3.org/2001/XMLSchema-instance" xmlns:pc="http://schemas.microsoft.com/office/infopath/2007/PartnerControls">
-  <documentManagement>
-    <TaxCatchAll xmlns="42b74c5b-e541-4f18-8384-2ef592a2a63c" xsi:nil="true"/>
-    <lcf76f155ced4ddcb4097134ff3c332f xmlns="c862ba9a-5266-4cae-9216-87821d726962">
-      <Terms xmlns="http://schemas.microsoft.com/office/infopath/2007/PartnerControls"/>
-    </lcf76f155ced4ddcb4097134ff3c332f>
-  </documentManagement>
-</p:properties>
+<file path=customXml/itemProps2.xml><?xml version="1.0" encoding="utf-8"?>
+<ds:datastoreItem xmlns:ds="http://schemas.openxmlformats.org/officeDocument/2006/customXml" ds:itemID="{BC4AB019-94D6-4524-A2E4-A3E3D88E8456}">
+  <ds:schemaRefs>
+    <ds:schemaRef ds:uri="http://schemas.microsoft.com/sharepoint/v3/contenttype/forms"/>
+  </ds:schemaRefs>
+</ds:datastoreItem>
 </file>
 
-<file path=customXml/itemProps1.xml><?xml version="1.0" encoding="utf-8"?>
+<file path=customXml/itemProps3.xml><?xml version="1.0" encoding="utf-8"?>
 <ds:datastoreItem xmlns:ds="http://schemas.openxmlformats.org/officeDocument/2006/customXml" ds:itemID="{0FEEBBE2-FF3C-4177-9551-D266B9897B00}">
   <ds:schemaRefs>
     <ds:schemaRef ds:uri="http://schemas.microsoft.com/office/2006/metadata/contentType"/>
@@ -3118,23 +3137,4 @@
     <ds:schemaRef ds:uri="http://schemas.microsoft.com/internal/obd"/>
   </ds:schemaRefs>
 </ds:datastoreItem>
-</file>
-
-<file path=customXml/itemProps2.xml><?xml version="1.0" encoding="utf-8"?>
-<ds:datastoreItem xmlns:ds="http://schemas.openxmlformats.org/officeDocument/2006/customXml" ds:itemID="{BC4AB019-94D6-4524-A2E4-A3E3D88E8456}">
-  <ds:schemaRefs>
-    <ds:schemaRef ds:uri="http://schemas.microsoft.com/sharepoint/v3/contenttype/forms"/>
-  </ds:schemaRefs>
-</ds:datastoreItem>
-</file>
-
-<file path=customXml/itemProps3.xml><?xml version="1.0" encoding="utf-8"?>
-<ds:datastoreItem xmlns:ds="http://schemas.openxmlformats.org/officeDocument/2006/customXml" ds:itemID="{4ABFCCCA-685D-4E2E-AE4C-E562F00C2BF4}">
-  <ds:schemaRefs>
-    <ds:schemaRef ds:uri="http://schemas.microsoft.com/office/2006/metadata/properties"/>
-    <ds:schemaRef ds:uri="http://schemas.microsoft.com/office/infopath/2007/PartnerControls"/>
-    <ds:schemaRef ds:uri="42b74c5b-e541-4f18-8384-2ef592a2a63c"/>
-    <ds:schemaRef ds:uri="c862ba9a-5266-4cae-9216-87821d726962"/>
-  </ds:schemaRefs>
-</ds:datastoreItem>
 </file>